--- a/06_defense/export/第1天业务场景清单与确认表.docx
+++ b/06_defense/export/第1天业务场景清单与确认表.docx
@@ -655,7 +655,7 @@
                 <w:rFonts w:ascii="Microsoft YaHei" w:hAnsi="Microsoft YaHei" w:eastAsia="Microsoft YaHei"/>
                 <w:sz w:val="18"/>
               </w:rPr>
-              <w:t>4/4 通过</w:t>
+              <w:t>当前套件 42/42 通过</w:t>
             </w:r>
           </w:p>
         </w:tc>

--- a/06_defense/export/第1天业务场景清单与确认表.docx
+++ b/06_defense/export/第1天业务场景清单与确认表.docx
@@ -655,7 +655,7 @@
                 <w:rFonts w:ascii="Microsoft YaHei" w:hAnsi="Microsoft YaHei" w:eastAsia="Microsoft YaHei"/>
                 <w:sz w:val="18"/>
               </w:rPr>
-              <w:t>当前套件 42/42 通过</w:t>
+              <w:t>4/4 通过</w:t>
             </w:r>
           </w:p>
         </w:tc>
